--- a/docs/general-english/A2/build/a22-u15.docx
+++ b/docs/general-english/A2/build/a22-u15.docx
@@ -47,7 +47,7 @@
       <w:r>
         <w:drawing>
           <wp:inline>
-            <wp:extent cx="3209925" cy="1809750"/>
+            <wp:extent cx="5724525" cy="3228975"/>
             <wp:effectExtent b="0" l="0" r="0" t="0"/>
             <wp:docPr descr="The opening page of Unit 15, Experiences: the grammar point is the present perfect with ever and never, and three things the learner will be able to do by the end of the unit." title="" id="21" name="Picture"/>
             <a:graphic>
@@ -68,7 +68,7 @@
                   <pic:spPr bwMode="auto">
                     <a:xfrm>
                       <a:off x="0" y="0"/>
-                      <a:ext cx="3209925" cy="1809750"/>
+                      <a:ext cx="5724525" cy="3228975"/>
                     </a:xfrm>
                     <a:prstGeom prst="rect">
                       <a:avLst/>
@@ -922,7 +922,7 @@
       <w:r>
         <w:drawing>
           <wp:inline>
-            <wp:extent cx="4257675" cy="1809750"/>
+            <wp:extent cx="5724525" cy="2428875"/>
             <wp:effectExtent b="0" l="0" r="0" t="0"/>
             <wp:docPr descr="What each of the six people at number 14 has done: Amina has never been on a plane, Tomas has slept in an airport three times, Maya has read a book in one day twice, Dani has lost his papers in two countries, Mr Okonkwo has lived in four cities, and Yuki has never found out what she ate in a market." title="" id="24" name="Picture"/>
             <a:graphic>
@@ -943,7 +943,7 @@
                   <pic:spPr bwMode="auto">
                     <a:xfrm>
                       <a:off x="0" y="0"/>
-                      <a:ext cx="4257675" cy="1809750"/>
+                      <a:ext cx="5724525" cy="2428875"/>
                     </a:xfrm>
                     <a:prstGeom prst="rect">
                       <a:avLst/>
@@ -2255,7 +2255,7 @@
       <w:r>
         <w:drawing>
           <wp:inline>
-            <wp:extent cx="4562475" cy="1809750"/>
+            <wp:extent cx="5724525" cy="2266950"/>
             <wp:effectExtent b="0" l="0" r="0" t="0"/>
             <wp:docPr descr="Six kinds of experience, each on its own card: abroad, camping, an island, a festival, a desert and an exhibition." title="" id="27" name="Picture"/>
             <a:graphic>
@@ -2276,7 +2276,7 @@
                   <pic:spPr bwMode="auto">
                     <a:xfrm>
                       <a:off x="0" y="0"/>
-                      <a:ext cx="4562475" cy="1809750"/>
+                      <a:ext cx="5724525" cy="2266950"/>
                     </a:xfrm>
                     <a:prstGeom prst="rect">
                       <a:avLst/>
@@ -2675,7 +2675,7 @@
       <w:r>
         <w:drawing>
           <wp:inline>
-            <wp:extent cx="4905375" cy="1809750"/>
+            <wp:extent cx="5724525" cy="2114550"/>
             <wp:effectExtent b="0" l="0" r="0" t="0"/>
             <wp:docPr descr="One life drawn as a line running left to right, with four marks on it and an open bracket at the end: a single filled circle, two filled circles together, an empty circle with a line through it, a filled circle well before the end, and then the bracket where the line stops. Five numbered lines run to the right for the learner to write each word." title="" id="30" name="Picture"/>
             <a:graphic>
@@ -2696,7 +2696,7 @@
                   <pic:spPr bwMode="auto">
                     <a:xfrm>
                       <a:off x="0" y="0"/>
-                      <a:ext cx="4905375" cy="1809750"/>
+                      <a:ext cx="5724525" cy="2114550"/>
                     </a:xfrm>
                     <a:prstGeom prst="rect">
                       <a:avLst/>
@@ -3901,7 +3901,7 @@
       <w:r>
         <w:drawing>
           <wp:inline>
-            <wp:extent cx="4381500" cy="1809750"/>
+            <wp:extent cx="5724525" cy="2362200"/>
             <wp:effectExtent b="0" l="0" r="0" t="0"/>
             <wp:docPr descr="The unit’s grammar as two columns. On the left the present perfect for experience, with three marks spread across a whole life because no date is given. On the right the past simple for a finished time, with one mark on the exact point the speaker can name." title="" id="33" name="Picture"/>
             <a:graphic>
@@ -3922,7 +3922,7 @@
                   <pic:spPr bwMode="auto">
                     <a:xfrm>
                       <a:off x="0" y="0"/>
-                      <a:ext cx="4381500" cy="1809750"/>
+                      <a:ext cx="5724525" cy="2362200"/>
                     </a:xfrm>
                     <a:prstGeom prst="rect">
                       <a:avLst/>
@@ -4518,7 +4518,7 @@
       <w:r>
         <w:drawing>
           <wp:inline>
-            <wp:extent cx="5143500" cy="1533525"/>
+            <wp:extent cx="5724525" cy="1704975"/>
             <wp:effectExtent b="0" l="0" r="0" t="0"/>
             <wp:docPr descr="One life on a line: slept outside once long ago, then went abroad, then four countries, abroad already twice this year, and still never flown." title="" id="36" name="Picture"/>
             <a:graphic>
@@ -4539,7 +4539,7 @@
                   <pic:spPr bwMode="auto">
                     <a:xfrm>
                       <a:off x="0" y="0"/>
-                      <a:ext cx="5143500" cy="1533525"/>
+                      <a:ext cx="5724525" cy="1704975"/>
                     </a:xfrm>
                     <a:prstGeom prst="rect">
                       <a:avLst/>
@@ -5182,7 +5182,7 @@
       <w:r>
         <w:drawing>
           <wp:inline>
-            <wp:extent cx="5143500" cy="1685925"/>
+            <wp:extent cx="5724525" cy="1876425"/>
             <wp:effectExtent b="0" l="0" r="0" t="0"/>
             <wp:docPr descr="The three listenings in this unit: Yuki finds out that Amina has never flown and has never wanted to, Dani tells Maya how he lost his travel papers twice, and Amina describes what each of the six has done." title="" id="39" name="Picture"/>
             <a:graphic>
@@ -5203,7 +5203,7 @@
                   <pic:spPr bwMode="auto">
                     <a:xfrm>
                       <a:off x="0" y="0"/>
-                      <a:ext cx="5143500" cy="1685925"/>
+                      <a:ext cx="5724525" cy="1876425"/>
                     </a:xfrm>
                     <a:prstGeom prst="rect">
                       <a:avLst/>
@@ -6302,7 +6302,7 @@
       <w:r>
         <w:drawing>
           <wp:inline>
-            <wp:extent cx="5133975" cy="1809750"/>
+            <wp:extent cx="5724525" cy="2019300"/>
             <wp:effectExtent b="0" l="0" r="0" t="0"/>
             <wp:docPr descr="The two role-play cards side by side. Card A, asking: start with ever, ask again when the answer is short, ask whether they wanted to, find something of your own. Card B, answering: answer in two words, let them ask again, say the surprising part, do not explain yourself." title="" id="42" name="Picture"/>
             <a:graphic>
@@ -6323,7 +6323,7 @@
                   <pic:spPr bwMode="auto">
                     <a:xfrm>
                       <a:off x="0" y="0"/>
-                      <a:ext cx="5133975" cy="1809750"/>
+                      <a:ext cx="5724525" cy="2019300"/>
                     </a:xfrm>
                     <a:prstGeom prst="rect">
                       <a:avLst/>
@@ -6595,7 +6595,7 @@
       <w:r>
         <w:drawing>
           <wp:inline>
-            <wp:extent cx="5143500" cy="1171575"/>
+            <wp:extent cx="5724525" cy="1304925"/>
             <wp:effectExtent b="0" l="0" r="0" t="0"/>
             <wp:docPr descr="How one holiday becomes one story, in five stages with an arrow to the next: nine smooth days, two bad hours, the strongest moment, the last one, and then the only story anybody tells afterwards." title="" id="45" name="Picture"/>
             <a:graphic>
@@ -6616,7 +6616,7 @@
                   <pic:spPr bwMode="auto">
                     <a:xfrm>
                       <a:off x="0" y="0"/>
-                      <a:ext cx="5143500" cy="1171575"/>
+                      <a:ext cx="5724525" cy="1304925"/>
                     </a:xfrm>
                     <a:prstGeom prst="rect">
                       <a:avLst/>
@@ -7464,7 +7464,7 @@
       <w:r>
         <w:drawing>
           <wp:inline>
-            <wp:extent cx="5143500" cy="1409700"/>
+            <wp:extent cx="5724525" cy="1571625"/>
             <wp:effectExtent b="0" l="0" r="0" t="0"/>
             <wp:docPr descr="Three places people travel a long way to see: the north of Norway, where people wait three nights in the cold and about a third see nothing; Kenya, where the animals crossing the river do not know anybody is watching; and Peru, at the end of a train ride and a long walk that nobody is sure is worth it." title="" id="48" name="Picture"/>
             <a:graphic>
@@ -7485,7 +7485,7 @@
                   <pic:spPr bwMode="auto">
                     <a:xfrm>
                       <a:off x="0" y="0"/>
-                      <a:ext cx="5143500" cy="1409700"/>
+                      <a:ext cx="5724525" cy="1571625"/>
                     </a:xfrm>
                     <a:prstGeom prst="rect">
                       <a:avLst/>
@@ -7701,7 +7701,7 @@
       <w:r>
         <w:drawing>
           <wp:inline>
-            <wp:extent cx="5143500" cy="1685925"/>
+            <wp:extent cx="5724525" cy="1876425"/>
             <wp:effectExtent b="0" l="0" r="0" t="0"/>
             <wp:docPr descr="The shape of the piece the learner is about to write, in four steps: what you have done, roughly when, what you have forgotten, and the one thing you have not." title="" id="51" name="Picture"/>
             <a:graphic>
@@ -7722,7 +7722,7 @@
                   <pic:spPr bwMode="auto">
                     <a:xfrm>
                       <a:off x="0" y="0"/>
-                      <a:ext cx="5143500" cy="1685925"/>
+                      <a:ext cx="5724525" cy="1876425"/>
                     </a:xfrm>
                     <a:prstGeom prst="rect">
                       <a:avLst/>
@@ -8267,7 +8267,7 @@
       <w:r>
         <w:drawing>
           <wp:inline>
-            <wp:extent cx="5143500" cy="1771650"/>
+            <wp:extent cx="5724525" cy="1971675"/>
             <wp:effectExtent b="0" l="0" r="0" t="0"/>
             <wp:docPr descr="Four things people say about experiences, each with an arrow to what it does: opening the subject without telling your own story first, saying yes and leaving room for them to ask, saying no with your own opinion in it, and asking for the rest of the story." title="" id="54" name="Picture"/>
             <a:graphic>
@@ -8288,7 +8288,7 @@
                   <pic:spPr bwMode="auto">
                     <a:xfrm>
                       <a:off x="0" y="0"/>
-                      <a:ext cx="5143500" cy="1771650"/>
+                      <a:ext cx="5724525" cy="1971675"/>
                     </a:xfrm>
                     <a:prstGeom prst="rect">
                       <a:avLst/>
@@ -9307,7 +9307,7 @@
       <w:r>
         <w:drawing>
           <wp:inline>
-            <wp:extent cx="5143500" cy="1571625"/>
+            <wp:extent cx="5724525" cy="1752600"/>
             <wp:effectExtent b="0" l="0" r="0" t="0"/>
             <wp:docPr descr="The same visit, two thousand years apart. Then: a boat up the river, a guide and a long walk in the heat, and a name cut into the stone. Now: a plane, a guide and the same long walk, and a photograph." title="" id="57" name="Picture"/>
             <a:graphic>
@@ -9328,7 +9328,7 @@
                   <pic:spPr bwMode="auto">
                     <a:xfrm>
                       <a:off x="0" y="0"/>
-                      <a:ext cx="5143500" cy="1571625"/>
+                      <a:ext cx="5724525" cy="1752600"/>
                     </a:xfrm>
                     <a:prstGeom prst="rect">
                       <a:avLst/>
@@ -10543,7 +10543,7 @@
       <w:r>
         <w:drawing>
           <wp:inline>
-            <wp:extent cx="5143500" cy="1543050"/>
+            <wp:extent cx="5724525" cy="1724025"/>
             <wp:effectExtent b="0" l="0" r="0" t="0"/>
             <wp:docPr descr="The five Can-Do lines of the unit as a strip with a box to tick beside each, the last one marked Plus." title="" id="60" name="Picture"/>
             <a:graphic>
@@ -10564,7 +10564,7 @@
                   <pic:spPr bwMode="auto">
                     <a:xfrm>
                       <a:off x="0" y="0"/>
-                      <a:ext cx="5143500" cy="1543050"/>
+                      <a:ext cx="5724525" cy="1724025"/>
                     </a:xfrm>
                     <a:prstGeom prst="rect">
                       <a:avLst/>
